--- a/Manuscript /Full Manuscript (1-30-26) - Phenols Analysis.docx
+++ b/Manuscript /Full Manuscript (1-30-26) - Phenols Analysis.docx
@@ -791,10 +791,7 @@
         <w:t xml:space="preserve">household </w:t>
       </w:r>
       <w:r>
-        <w:t xml:space="preserve">food </w:t>
-      </w:r>
-      <w:r>
-        <w:t xml:space="preserve">security </w:t>
+        <w:t xml:space="preserve">food security </w:t>
       </w:r>
       <w:r>
         <w:lastRenderedPageBreak/>
@@ -806,16 +803,6 @@
       <w:r>
         <w:t xml:space="preserve"> among adults, and that sex and race/ethnicity will modify these associations.</w:t>
       </w:r>
-    </w:p>
-    <w:p>
-      <w:pPr>
-        <w:pStyle w:val="NormalWeb"/>
-        <w:spacing w:before="0" w:beforeAutospacing="0" w:after="0" w:afterAutospacing="0"/>
-        <w:rPr>
-          <w:b/>
-          <w:bCs/>
-        </w:rPr>
-      </w:pPr>
     </w:p>
     <w:p>
       <w:pPr>
@@ -1592,11 +1579,7 @@
         <w:t xml:space="preserve">, for each urinary phenol. </w:t>
       </w:r>
       <w:r>
-        <w:t xml:space="preserve">Values </w:t>
-      </w:r>
-      <w:r>
-        <w:lastRenderedPageBreak/>
-        <w:t>below the</w:t>
+        <w:t>Values below the</w:t>
       </w:r>
       <w:r>
         <w:t xml:space="preserve"> lower</w:t>
@@ -2018,13 +2001,8 @@
         <w:t>hi</w:t>
       </w:r>
       <w:r>
-        <w:t xml:space="preserve">te, non-Hispanic Black, Mexican American, other Hispanic, other race – including </w:t>
-      </w:r>
-      <w:proofErr w:type="gramStart"/>
-      <w:r>
-        <w:t>Multi-Racial</w:t>
-      </w:r>
-      <w:proofErr w:type="gramEnd"/>
+        <w:t>te, non-Hispanic Black, Mexican American, other Hispanic, other race – including Multi-Racial</w:t>
+      </w:r>
       <w:r>
         <w:t>) were measured as categorical variables, and analytic categories were consistent with NHANES categorizations.</w:t>
       </w:r>
@@ -2476,30 +2454,14 @@
           <w:rFonts w:ascii="Times New Roman" w:hAnsi="Times New Roman" w:cs="Times New Roman"/>
           <w:color w:val="000000" w:themeColor="text1"/>
         </w:rPr>
-        <w:t xml:space="preserve">Exponentiated estimated coefficients were presented as the percent (%) difference, computed as 100*(exp(β)-1). Higher concentrations in the comparison group (marginal, low, and very low food security) to the reference group (high food security) indicated a </w:t>
-      </w:r>
-      <w:proofErr w:type="gramStart"/>
-      <w:r>
-        <w:rPr>
-          <w:rFonts w:ascii="Times New Roman" w:hAnsi="Times New Roman" w:cs="Times New Roman"/>
-          <w:color w:val="000000" w:themeColor="text1"/>
-        </w:rPr>
-        <w:t>positive percent differenc</w:t>
-      </w:r>
-      <w:r>
-        <w:rPr>
-          <w:rFonts w:ascii="Times New Roman" w:hAnsi="Times New Roman" w:cs="Times New Roman"/>
-          <w:color w:val="000000" w:themeColor="text1"/>
-        </w:rPr>
-        <w:t>es</w:t>
-      </w:r>
-      <w:proofErr w:type="gramEnd"/>
-      <w:r>
-        <w:rPr>
-          <w:rFonts w:ascii="Times New Roman" w:hAnsi="Times New Roman" w:cs="Times New Roman"/>
-          <w:color w:val="000000" w:themeColor="text1"/>
-        </w:rPr>
-        <w:t>; n</w:t>
+        <w:t>Exponentiated estimated coefficients were presented as the percent (%) difference, computed as 100*(exp(β)-1). Higher concentrations in the comparison group (marginal, low, and very low food security) to the reference group (high food security) indicated a positive percent differenc</w:t>
+      </w:r>
+      <w:r>
+        <w:rPr>
+          <w:rFonts w:ascii="Times New Roman" w:hAnsi="Times New Roman" w:cs="Times New Roman"/>
+          <w:color w:val="000000" w:themeColor="text1"/>
+        </w:rPr>
+        <w:t>es; n</w:t>
       </w:r>
       <w:r>
         <w:rPr>
@@ -2584,29 +2546,14 @@
         <w:rPr>
           <w:rFonts w:ascii="Times New Roman" w:hAnsi="Times New Roman" w:cs="Times New Roman"/>
         </w:rPr>
-        <w:t xml:space="preserve"> respectively. Estimated adjusted marginal means were extracted and reported as percent differences by sex or race and ethnicity.  Next, to test for overall interaction, and obtain a </w:t>
-      </w:r>
-      <w:proofErr w:type="spellStart"/>
-      <w:r>
-        <w:rPr>
-          <w:rFonts w:ascii="Times New Roman" w:hAnsi="Times New Roman" w:cs="Times New Roman"/>
-        </w:rPr>
-        <w:t>p</w:t>
+        <w:t xml:space="preserve"> respectively. Estimated adjusted marginal means were extracted and reported as percent differences by sex or race and ethnicity.  Next, to test for overall interaction, and obtain a p</w:t>
       </w:r>
       <w:r>
         <w:rPr>
           <w:rFonts w:ascii="Times New Roman" w:hAnsi="Times New Roman" w:cs="Times New Roman"/>
           <w:vertAlign w:val="subscript"/>
         </w:rPr>
-        <w:t>interaction</w:t>
-      </w:r>
-      <w:proofErr w:type="spellEnd"/>
-      <w:r>
-        <w:rPr>
-          <w:rFonts w:ascii="Times New Roman" w:hAnsi="Times New Roman" w:cs="Times New Roman"/>
-          <w:vertAlign w:val="subscript"/>
-        </w:rPr>
-        <w:t xml:space="preserve"> </w:t>
+        <w:t xml:space="preserve">interaction </w:t>
       </w:r>
       <w:r>
         <w:rPr>
@@ -4193,7 +4140,6 @@
                 <w:i/>
               </w:rPr>
             </w:pPr>
-            <w:proofErr w:type="gramStart"/>
             <w:r>
               <w:rPr>
                 <w:rFonts w:ascii="Times New Roman" w:hAnsi="Times New Roman" w:cs="Times New Roman"/>
@@ -4203,7 +4149,6 @@
               </w:rPr>
               <w:t>Mexican-American</w:t>
             </w:r>
-            <w:proofErr w:type="gramEnd"/>
           </w:p>
         </w:tc>
         <w:tc>
@@ -4527,19 +4472,8 @@
                 <w:sz w:val="21"/>
                 <w:szCs w:val="21"/>
               </w:rPr>
-              <w:t xml:space="preserve">Other, incl. </w:t>
-            </w:r>
-            <w:proofErr w:type="gramStart"/>
-            <w:r>
-              <w:rPr>
-                <w:rFonts w:ascii="Times New Roman" w:hAnsi="Times New Roman" w:cs="Times New Roman"/>
-                <w:color w:val="424242"/>
-                <w:sz w:val="21"/>
-                <w:szCs w:val="21"/>
-              </w:rPr>
-              <w:t>Multi-Racial</w:t>
-            </w:r>
-            <w:proofErr w:type="gramEnd"/>
+              <w:t>Other, incl. Multi-Racial</w:t>
+            </w:r>
           </w:p>
         </w:tc>
         <w:tc>
@@ -5107,19 +5041,8 @@
                 <w:sz w:val="21"/>
                 <w:szCs w:val="21"/>
               </w:rPr>
-              <w:t xml:space="preserve">Some </w:t>
-            </w:r>
-            <w:proofErr w:type="gramStart"/>
-            <w:r>
-              <w:rPr>
-                <w:rFonts w:ascii="Times New Roman" w:hAnsi="Times New Roman" w:cs="Times New Roman"/>
-                <w:color w:val="424242"/>
-                <w:sz w:val="21"/>
-                <w:szCs w:val="21"/>
-              </w:rPr>
-              <w:t>College</w:t>
-            </w:r>
-            <w:proofErr w:type="gramEnd"/>
+              <w:t>Some College</w:t>
+            </w:r>
           </w:p>
         </w:tc>
         <w:tc>
@@ -5281,19 +5204,8 @@
                 <w:sz w:val="21"/>
                 <w:szCs w:val="21"/>
               </w:rPr>
-              <w:t xml:space="preserve">College or </w:t>
-            </w:r>
-            <w:proofErr w:type="gramStart"/>
-            <w:r>
-              <w:rPr>
-                <w:rFonts w:ascii="Times New Roman" w:hAnsi="Times New Roman" w:cs="Times New Roman"/>
-                <w:color w:val="424242"/>
-                <w:sz w:val="21"/>
-                <w:szCs w:val="21"/>
-              </w:rPr>
-              <w:t>Above</w:t>
-            </w:r>
-            <w:proofErr w:type="gramEnd"/>
+              <w:t>College or Above</w:t>
+            </w:r>
           </w:p>
         </w:tc>
         <w:tc>
@@ -8704,7 +8616,6 @@
           <w:iCs/>
           <w:color w:val="000000" w:themeColor="text1"/>
         </w:rPr>
-        <w:lastRenderedPageBreak/>
         <w:t xml:space="preserve"> %&gt;LOD represents the limit of detection of phenol metabolite concentrations. Values below the detection limit are imputed as LOD </w:t>
       </w:r>
       <m:oMath>
@@ -8778,6 +8689,7 @@
           <w:iCs/>
           <w:color w:val="000000" w:themeColor="text1"/>
         </w:rPr>
+        <w:lastRenderedPageBreak/>
         <w:t>Detection Frequency and Distribution</w:t>
       </w:r>
     </w:p>
@@ -8816,24 +8728,15 @@
           <w:rFonts w:ascii="Times New Roman" w:hAnsi="Times New Roman" w:cs="Times New Roman"/>
           <w:kern w:val="0"/>
         </w:rPr>
-        <w:t xml:space="preserve">of higher </w:t>
-      </w:r>
-      <w:proofErr w:type="gramStart"/>
+        <w:t xml:space="preserve">of higher with the exception </w:t>
+      </w:r>
       <w:r>
         <w:rPr>
           <w:rFonts w:ascii="Times New Roman" w:hAnsi="Times New Roman" w:cs="Times New Roman"/>
           <w:kern w:val="0"/>
         </w:rPr>
-        <w:t xml:space="preserve">with the exception </w:t>
-      </w:r>
-      <w:r>
-        <w:rPr>
-          <w:rFonts w:ascii="Times New Roman" w:hAnsi="Times New Roman" w:cs="Times New Roman"/>
-          <w:kern w:val="0"/>
-        </w:rPr>
         <w:t>of</w:t>
       </w:r>
-      <w:proofErr w:type="gramEnd"/>
       <w:r>
         <w:rPr>
           <w:rFonts w:ascii="Times New Roman" w:hAnsi="Times New Roman" w:cs="Times New Roman"/>
@@ -13601,15 +13504,7 @@
           <w:rFonts w:ascii="Times New Roman" w:hAnsi="Times New Roman" w:cs="Times New Roman"/>
           <w:color w:val="000000" w:themeColor="text1"/>
         </w:rPr>
-        <w:t>There was evidence of interaction for BPA (</w:t>
-      </w:r>
-      <w:proofErr w:type="spellStart"/>
-      <w:r>
-        <w:rPr>
-          <w:rFonts w:ascii="Times New Roman" w:hAnsi="Times New Roman" w:cs="Times New Roman"/>
-          <w:color w:val="000000" w:themeColor="text1"/>
-        </w:rPr>
-        <w:t>p</w:t>
+        <w:t>There was evidence of interaction for BPA (p</w:t>
       </w:r>
       <w:r>
         <w:rPr>
@@ -13619,7 +13514,6 @@
         </w:rPr>
         <w:t>interaction</w:t>
       </w:r>
-      <w:proofErr w:type="spellEnd"/>
       <w:r>
         <w:rPr>
           <w:rFonts w:ascii="Times New Roman" w:hAnsi="Times New Roman" w:cs="Times New Roman"/>
@@ -13643,15 +13537,7 @@
           <w:rFonts w:ascii="Times New Roman" w:hAnsi="Times New Roman" w:cs="Times New Roman"/>
           <w:color w:val="000000" w:themeColor="text1"/>
         </w:rPr>
-        <w:t>and all parabens (ethyl (</w:t>
-      </w:r>
-      <w:proofErr w:type="spellStart"/>
-      <w:r>
-        <w:rPr>
-          <w:rFonts w:ascii="Times New Roman" w:hAnsi="Times New Roman" w:cs="Times New Roman"/>
-          <w:color w:val="000000" w:themeColor="text1"/>
-        </w:rPr>
-        <w:t>p</w:t>
+        <w:t>and all parabens (ethyl (p</w:t>
       </w:r>
       <w:r>
         <w:rPr>
@@ -13661,21 +13547,12 @@
         </w:rPr>
         <w:t>interaction</w:t>
       </w:r>
-      <w:proofErr w:type="spellEnd"/>
-      <w:r>
-        <w:rPr>
-          <w:rFonts w:ascii="Times New Roman" w:hAnsi="Times New Roman" w:cs="Times New Roman"/>
-          <w:color w:val="000000" w:themeColor="text1"/>
-        </w:rPr>
-        <w:t>&lt;0.01), methyl (</w:t>
-      </w:r>
-      <w:proofErr w:type="spellStart"/>
-      <w:r>
-        <w:rPr>
-          <w:rFonts w:ascii="Times New Roman" w:hAnsi="Times New Roman" w:cs="Times New Roman"/>
-          <w:color w:val="000000" w:themeColor="text1"/>
-        </w:rPr>
-        <w:t>p</w:t>
+      <w:r>
+        <w:rPr>
+          <w:rFonts w:ascii="Times New Roman" w:hAnsi="Times New Roman" w:cs="Times New Roman"/>
+          <w:color w:val="000000" w:themeColor="text1"/>
+        </w:rPr>
+        <w:t>&lt;0.01), methyl (p</w:t>
       </w:r>
       <w:r>
         <w:rPr>
@@ -13683,41 +13560,23 @@
           <w:color w:val="000000" w:themeColor="text1"/>
           <w:vertAlign w:val="subscript"/>
         </w:rPr>
+        <w:t xml:space="preserve">interaction </w:t>
+      </w:r>
+      <w:r>
+        <w:rPr>
+          <w:rFonts w:ascii="Times New Roman" w:hAnsi="Times New Roman" w:cs="Times New Roman"/>
+          <w:color w:val="000000" w:themeColor="text1"/>
+        </w:rPr>
+        <w:t>&lt;0.01), propyl (p</w:t>
+      </w:r>
+      <w:r>
+        <w:rPr>
+          <w:rFonts w:ascii="Times New Roman" w:hAnsi="Times New Roman" w:cs="Times New Roman"/>
+          <w:color w:val="000000" w:themeColor="text1"/>
+          <w:vertAlign w:val="subscript"/>
+        </w:rPr>
         <w:t>interaction</w:t>
       </w:r>
-      <w:proofErr w:type="spellEnd"/>
-      <w:r>
-        <w:rPr>
-          <w:rFonts w:ascii="Times New Roman" w:hAnsi="Times New Roman" w:cs="Times New Roman"/>
-          <w:color w:val="000000" w:themeColor="text1"/>
-          <w:vertAlign w:val="subscript"/>
-        </w:rPr>
-        <w:t xml:space="preserve"> </w:t>
-      </w:r>
-      <w:r>
-        <w:rPr>
-          <w:rFonts w:ascii="Times New Roman" w:hAnsi="Times New Roman" w:cs="Times New Roman"/>
-          <w:color w:val="000000" w:themeColor="text1"/>
-        </w:rPr>
-        <w:t>&lt;0.01), propyl (</w:t>
-      </w:r>
-      <w:proofErr w:type="spellStart"/>
-      <w:r>
-        <w:rPr>
-          <w:rFonts w:ascii="Times New Roman" w:hAnsi="Times New Roman" w:cs="Times New Roman"/>
-          <w:color w:val="000000" w:themeColor="text1"/>
-        </w:rPr>
-        <w:t>p</w:t>
-      </w:r>
-      <w:r>
-        <w:rPr>
-          <w:rFonts w:ascii="Times New Roman" w:hAnsi="Times New Roman" w:cs="Times New Roman"/>
-          <w:color w:val="000000" w:themeColor="text1"/>
-          <w:vertAlign w:val="subscript"/>
-        </w:rPr>
-        <w:t>interaction</w:t>
-      </w:r>
-      <w:proofErr w:type="spellEnd"/>
       <w:r>
         <w:rPr>
           <w:rFonts w:ascii="Times New Roman" w:hAnsi="Times New Roman" w:cs="Times New Roman"/>
@@ -14677,15 +14536,7 @@
           <w:rFonts w:ascii="Times New Roman" w:hAnsi="Times New Roman" w:cs="Times New Roman"/>
           <w:color w:val="000000" w:themeColor="text1"/>
         </w:rPr>
-        <w:t>Finally, we assessed potential effect measure modification by race and ethnicity (Supplemental Tables 3-9). There was evidence of interaction all parabens, ethyl (</w:t>
-      </w:r>
-      <w:proofErr w:type="spellStart"/>
-      <w:r>
-        <w:rPr>
-          <w:rFonts w:ascii="Times New Roman" w:hAnsi="Times New Roman" w:cs="Times New Roman"/>
-          <w:color w:val="000000" w:themeColor="text1"/>
-        </w:rPr>
-        <w:t>p</w:t>
+        <w:t>Finally, we assessed potential effect measure modification by race and ethnicity (Supplemental Tables 3-9). There was evidence of interaction all parabens, ethyl (p</w:t>
       </w:r>
       <w:r>
         <w:rPr>
@@ -14695,21 +14546,12 @@
         </w:rPr>
         <w:t>interaction</w:t>
       </w:r>
-      <w:proofErr w:type="spellEnd"/>
-      <w:r>
-        <w:rPr>
-          <w:rFonts w:ascii="Times New Roman" w:hAnsi="Times New Roman" w:cs="Times New Roman"/>
-          <w:color w:val="000000" w:themeColor="text1"/>
-        </w:rPr>
-        <w:t>=0.04), methyl (</w:t>
-      </w:r>
-      <w:proofErr w:type="spellStart"/>
-      <w:r>
-        <w:rPr>
-          <w:rFonts w:ascii="Times New Roman" w:hAnsi="Times New Roman" w:cs="Times New Roman"/>
-          <w:color w:val="000000" w:themeColor="text1"/>
-        </w:rPr>
-        <w:t>p</w:t>
+      <w:r>
+        <w:rPr>
+          <w:rFonts w:ascii="Times New Roman" w:hAnsi="Times New Roman" w:cs="Times New Roman"/>
+          <w:color w:val="000000" w:themeColor="text1"/>
+        </w:rPr>
+        <w:t>=0.04), methyl (p</w:t>
       </w:r>
       <w:r>
         <w:rPr>
@@ -14719,21 +14561,12 @@
         </w:rPr>
         <w:t>interaction</w:t>
       </w:r>
-      <w:proofErr w:type="spellEnd"/>
-      <w:r>
-        <w:rPr>
-          <w:rFonts w:ascii="Times New Roman" w:hAnsi="Times New Roman" w:cs="Times New Roman"/>
-          <w:color w:val="000000" w:themeColor="text1"/>
-        </w:rPr>
-        <w:t>&lt;0.01), and propyl (</w:t>
-      </w:r>
-      <w:proofErr w:type="spellStart"/>
-      <w:r>
-        <w:rPr>
-          <w:rFonts w:ascii="Times New Roman" w:hAnsi="Times New Roman" w:cs="Times New Roman"/>
-          <w:color w:val="000000" w:themeColor="text1"/>
-        </w:rPr>
-        <w:t>p</w:t>
+      <w:r>
+        <w:rPr>
+          <w:rFonts w:ascii="Times New Roman" w:hAnsi="Times New Roman" w:cs="Times New Roman"/>
+          <w:color w:val="000000" w:themeColor="text1"/>
+        </w:rPr>
+        <w:t>&lt;0.01), and propyl (p</w:t>
       </w:r>
       <w:r>
         <w:rPr>
@@ -14741,16 +14574,7 @@
           <w:color w:val="000000" w:themeColor="text1"/>
           <w:vertAlign w:val="subscript"/>
         </w:rPr>
-        <w:t>interaction</w:t>
-      </w:r>
-      <w:proofErr w:type="spellEnd"/>
-      <w:r>
-        <w:rPr>
-          <w:rFonts w:ascii="Times New Roman" w:hAnsi="Times New Roman" w:cs="Times New Roman"/>
-          <w:color w:val="000000" w:themeColor="text1"/>
-          <w:vertAlign w:val="subscript"/>
-        </w:rPr>
-        <w:t xml:space="preserve"> </w:t>
+        <w:t xml:space="preserve">interaction </w:t>
       </w:r>
       <w:r>
         <w:rPr>
@@ -14795,55 +14619,7 @@
           <w:rFonts w:ascii="Times New Roman" w:hAnsi="Times New Roman" w:cs="Times New Roman"/>
           <w:color w:val="000000" w:themeColor="text1"/>
         </w:rPr>
-        <w:t xml:space="preserve">In contrast, </w:t>
-      </w:r>
-      <w:proofErr w:type="gramStart"/>
-      <w:r>
-        <w:rPr>
-          <w:rFonts w:ascii="Times New Roman" w:hAnsi="Times New Roman" w:cs="Times New Roman"/>
-          <w:color w:val="000000" w:themeColor="text1"/>
-        </w:rPr>
-        <w:t>Mexican-American</w:t>
-      </w:r>
-      <w:proofErr w:type="gramEnd"/>
-      <w:r>
-        <w:rPr>
-          <w:rFonts w:ascii="Times New Roman" w:hAnsi="Times New Roman" w:cs="Times New Roman"/>
-          <w:color w:val="000000" w:themeColor="text1"/>
-        </w:rPr>
-        <w:t xml:space="preserve"> participants experiencing low or very low food security generally had higher levels of parabens. For instance, relative to </w:t>
-      </w:r>
-      <w:proofErr w:type="gramStart"/>
-      <w:r>
-        <w:rPr>
-          <w:rFonts w:ascii="Times New Roman" w:hAnsi="Times New Roman" w:cs="Times New Roman"/>
-          <w:color w:val="000000" w:themeColor="text1"/>
-        </w:rPr>
-        <w:t>Mexican-Americans</w:t>
-      </w:r>
-      <w:proofErr w:type="gramEnd"/>
-      <w:r>
-        <w:rPr>
-          <w:rFonts w:ascii="Times New Roman" w:hAnsi="Times New Roman" w:cs="Times New Roman"/>
-          <w:color w:val="000000" w:themeColor="text1"/>
-        </w:rPr>
-        <w:t xml:space="preserve"> with high food security, methyl parabens estimates were lower among </w:t>
-      </w:r>
-      <w:proofErr w:type="gramStart"/>
-      <w:r>
-        <w:rPr>
-          <w:rFonts w:ascii="Times New Roman" w:hAnsi="Times New Roman" w:cs="Times New Roman"/>
-          <w:color w:val="000000" w:themeColor="text1"/>
-        </w:rPr>
-        <w:t>Mexican-Americans</w:t>
-      </w:r>
-      <w:proofErr w:type="gramEnd"/>
-      <w:r>
-        <w:rPr>
-          <w:rFonts w:ascii="Times New Roman" w:hAnsi="Times New Roman" w:cs="Times New Roman"/>
-          <w:color w:val="000000" w:themeColor="text1"/>
-        </w:rPr>
-        <w:t xml:space="preserve"> experiencing low (24.69% [95% CI: -10.20,73.13%]) and lower among those experiencing very low food security (42.53% 95% CI [-2.18, 107.69%]) (Figure 3, Supplemental Table 8). Among non-Hispanic Black individuals’ results were similar to those among n</w:t>
+        <w:t>In contrast, Mexican-American participants experiencing low or very low food security generally had higher levels of parabens. For instance, relative to Mexican-Americans with high food security, methyl parabens estimates were lower among Mexican-Americans experiencing low (24.69% [95% CI: -10.20,73.13%]) and lower among those experiencing very low food security (42.53% 95% CI [-2.18, 107.69%]) (Figure 3, Supplemental Table 8). Among non-Hispanic Black individuals’ results were similar to those among n</w:t>
       </w:r>
       <w:r>
         <w:rPr>
@@ -15035,21 +14811,7 @@
           <w:rFonts w:ascii="Times New Roman" w:hAnsi="Times New Roman" w:cs="Times New Roman"/>
         </w:rPr>
         <w:tab/>
-        <w:t xml:space="preserve">Berkowitz SA, Seligman HK, </w:t>
-      </w:r>
-      <w:proofErr w:type="spellStart"/>
-      <w:r>
-        <w:rPr>
-          <w:rFonts w:ascii="Times New Roman" w:hAnsi="Times New Roman" w:cs="Times New Roman"/>
-        </w:rPr>
-        <w:t>Palakshappa</w:t>
-      </w:r>
-      <w:proofErr w:type="spellEnd"/>
-      <w:r>
-        <w:rPr>
-          <w:rFonts w:ascii="Times New Roman" w:hAnsi="Times New Roman" w:cs="Times New Roman"/>
-        </w:rPr>
-        <w:t xml:space="preserve"> D. Understanding food insecurity risk in the United States: A longitudinal analysis. </w:t>
+        <w:t xml:space="preserve">Berkowitz SA, Seligman HK, Palakshappa D. Understanding food insecurity risk in the United States: A longitudinal analysis. </w:t>
       </w:r>
       <w:r>
         <w:rPr>
@@ -15057,59 +14819,13 @@
           <w:i/>
           <w:iCs/>
         </w:rPr>
-        <w:t xml:space="preserve">SSM - </w:t>
-      </w:r>
-      <w:proofErr w:type="spellStart"/>
-      <w:r>
-        <w:rPr>
-          <w:rFonts w:ascii="Times New Roman" w:hAnsi="Times New Roman" w:cs="Times New Roman"/>
-          <w:i/>
-          <w:iCs/>
-        </w:rPr>
-        <w:t>Popul</w:t>
-      </w:r>
-      <w:proofErr w:type="spellEnd"/>
-      <w:r>
-        <w:rPr>
-          <w:rFonts w:ascii="Times New Roman" w:hAnsi="Times New Roman" w:cs="Times New Roman"/>
-          <w:i/>
-          <w:iCs/>
-        </w:rPr>
-        <w:t xml:space="preserve"> Health</w:t>
-      </w:r>
-      <w:r>
-        <w:rPr>
-          <w:rFonts w:ascii="Times New Roman" w:hAnsi="Times New Roman" w:cs="Times New Roman"/>
-        </w:rPr>
-        <w:t xml:space="preserve">. </w:t>
-      </w:r>
-      <w:proofErr w:type="gramStart"/>
-      <w:r>
-        <w:rPr>
-          <w:rFonts w:ascii="Times New Roman" w:hAnsi="Times New Roman" w:cs="Times New Roman"/>
-        </w:rPr>
-        <w:t>2024;25:101569</w:t>
-      </w:r>
-      <w:proofErr w:type="gramEnd"/>
-      <w:r>
-        <w:rPr>
-          <w:rFonts w:ascii="Times New Roman" w:hAnsi="Times New Roman" w:cs="Times New Roman"/>
-        </w:rPr>
-        <w:t xml:space="preserve">. </w:t>
-      </w:r>
-      <w:proofErr w:type="gramStart"/>
-      <w:r>
-        <w:rPr>
-          <w:rFonts w:ascii="Times New Roman" w:hAnsi="Times New Roman" w:cs="Times New Roman"/>
-        </w:rPr>
-        <w:t>doi:10.1016/j.ssmph</w:t>
-      </w:r>
-      <w:proofErr w:type="gramEnd"/>
-      <w:r>
-        <w:rPr>
-          <w:rFonts w:ascii="Times New Roman" w:hAnsi="Times New Roman" w:cs="Times New Roman"/>
-        </w:rPr>
-        <w:t>.2023.101569</w:t>
+        <w:t>SSM - Popul Health</w:t>
+      </w:r>
+      <w:r>
+        <w:rPr>
+          <w:rFonts w:ascii="Times New Roman" w:hAnsi="Times New Roman" w:cs="Times New Roman"/>
+        </w:rPr>
+        <w:t>. 2024;25:101569. doi:10.1016/j.ssmph.2023.101569</w:t>
       </w:r>
     </w:p>
     <w:p>
@@ -15130,21 +14846,7 @@
           <w:rFonts w:ascii="Times New Roman" w:hAnsi="Times New Roman" w:cs="Times New Roman"/>
         </w:rPr>
         <w:tab/>
-        <w:t xml:space="preserve">Vercammen KA, Moran AJ, McClain AC, Thorndike AN, </w:t>
-      </w:r>
-      <w:proofErr w:type="spellStart"/>
-      <w:r>
-        <w:rPr>
-          <w:rFonts w:ascii="Times New Roman" w:hAnsi="Times New Roman" w:cs="Times New Roman"/>
-        </w:rPr>
-        <w:t>Fulay</w:t>
-      </w:r>
-      <w:proofErr w:type="spellEnd"/>
-      <w:r>
-        <w:rPr>
-          <w:rFonts w:ascii="Times New Roman" w:hAnsi="Times New Roman" w:cs="Times New Roman"/>
-        </w:rPr>
-        <w:t xml:space="preserve"> AP, Rimm EB. Food Security and 10-Year Cardiovascular Disease Risk Among U.S. Adults. </w:t>
+        <w:t xml:space="preserve">Vercammen KA, Moran AJ, McClain AC, Thorndike AN, Fulay AP, Rimm EB. Food Security and 10-Year Cardiovascular Disease Risk Among U.S. Adults. </w:t>
       </w:r>
       <w:r>
         <w:rPr>
@@ -15158,21 +14860,7 @@
         <w:rPr>
           <w:rFonts w:ascii="Times New Roman" w:hAnsi="Times New Roman" w:cs="Times New Roman"/>
         </w:rPr>
-        <w:t xml:space="preserve">. 2019;56(5):689-697. </w:t>
-      </w:r>
-      <w:proofErr w:type="gramStart"/>
-      <w:r>
-        <w:rPr>
-          <w:rFonts w:ascii="Times New Roman" w:hAnsi="Times New Roman" w:cs="Times New Roman"/>
-        </w:rPr>
-        <w:t>doi:10.1016/j.amepre</w:t>
-      </w:r>
-      <w:proofErr w:type="gramEnd"/>
-      <w:r>
-        <w:rPr>
-          <w:rFonts w:ascii="Times New Roman" w:hAnsi="Times New Roman" w:cs="Times New Roman"/>
-        </w:rPr>
-        <w:t>.2018.11.016</w:t>
+        <w:t>. 2019;56(5):689-697. doi:10.1016/j.amepre.2018.11.016</w:t>
       </w:r>
     </w:p>
     <w:p>
@@ -15193,21 +14881,7 @@
           <w:rFonts w:ascii="Times New Roman" w:hAnsi="Times New Roman" w:cs="Times New Roman"/>
         </w:rPr>
         <w:tab/>
-        <w:t xml:space="preserve">Maynard M, Andrade L, </w:t>
-      </w:r>
-      <w:proofErr w:type="spellStart"/>
-      <w:r>
-        <w:rPr>
-          <w:rFonts w:ascii="Times New Roman" w:hAnsi="Times New Roman" w:cs="Times New Roman"/>
-        </w:rPr>
-        <w:t>Packull</w:t>
-      </w:r>
-      <w:proofErr w:type="spellEnd"/>
-      <w:r>
-        <w:rPr>
-          <w:rFonts w:ascii="Times New Roman" w:hAnsi="Times New Roman" w:cs="Times New Roman"/>
-        </w:rPr>
-        <w:t xml:space="preserve">-McCormick S, Perlman CM, Leos-Toro C, Kirkpatrick SI. Food Insecurity and Mental Health among Females in High-Income Countries. </w:t>
+        <w:t xml:space="preserve">Maynard M, Andrade L, Packull-McCormick S, Perlman CM, Leos-Toro C, Kirkpatrick SI. Food Insecurity and Mental Health among Females in High-Income Countries. </w:t>
       </w:r>
       <w:r>
         <w:rPr>
@@ -15256,24 +14930,8 @@
         <w:rPr>
           <w:rFonts w:ascii="Times New Roman" w:hAnsi="Times New Roman" w:cs="Times New Roman"/>
         </w:rPr>
-        <w:t xml:space="preserve">. United States. Department of Agriculture. Economic Research Service.; 2024. </w:t>
-      </w:r>
-      <w:proofErr w:type="spellStart"/>
-      <w:proofErr w:type="gramStart"/>
-      <w:r>
-        <w:rPr>
-          <w:rFonts w:ascii="Times New Roman" w:hAnsi="Times New Roman" w:cs="Times New Roman"/>
-        </w:rPr>
-        <w:t>doi:https</w:t>
-      </w:r>
-      <w:proofErr w:type="spellEnd"/>
-      <w:r>
-        <w:rPr>
-          <w:rFonts w:ascii="Times New Roman" w:hAnsi="Times New Roman" w:cs="Times New Roman"/>
-        </w:rPr>
-        <w:t>://doi.org/10113/8583175</w:t>
-      </w:r>
-      <w:proofErr w:type="gramEnd"/>
+        <w:t>. United States. Department of Agriculture. Economic Research Service.; 2024. doi:https://doi.org/10113/8583175</w:t>
+      </w:r>
     </w:p>
     <w:p>
       <w:pPr>
@@ -15301,37 +14959,13 @@
           <w:i/>
           <w:iCs/>
         </w:rPr>
-        <w:t xml:space="preserve">J </w:t>
-      </w:r>
-      <w:proofErr w:type="spellStart"/>
-      <w:r>
-        <w:rPr>
-          <w:rFonts w:ascii="Times New Roman" w:hAnsi="Times New Roman" w:cs="Times New Roman"/>
-          <w:i/>
-          <w:iCs/>
-        </w:rPr>
-        <w:t>Nutr</w:t>
-      </w:r>
-      <w:proofErr w:type="spellEnd"/>
-      <w:r>
-        <w:rPr>
-          <w:rFonts w:ascii="Times New Roman" w:hAnsi="Times New Roman" w:cs="Times New Roman"/>
-        </w:rPr>
-        <w:t xml:space="preserve">. 2024;154(1):233-242. </w:t>
-      </w:r>
-      <w:proofErr w:type="gramStart"/>
-      <w:r>
-        <w:rPr>
-          <w:rFonts w:ascii="Times New Roman" w:hAnsi="Times New Roman" w:cs="Times New Roman"/>
-        </w:rPr>
-        <w:t>doi:10.1016/j.tjnut</w:t>
-      </w:r>
-      <w:proofErr w:type="gramEnd"/>
-      <w:r>
-        <w:rPr>
-          <w:rFonts w:ascii="Times New Roman" w:hAnsi="Times New Roman" w:cs="Times New Roman"/>
-        </w:rPr>
-        <w:t>.2023.11.015</w:t>
+        <w:t>J Nutr</w:t>
+      </w:r>
+      <w:r>
+        <w:rPr>
+          <w:rFonts w:ascii="Times New Roman" w:hAnsi="Times New Roman" w:cs="Times New Roman"/>
+        </w:rPr>
+        <w:t>. 2024;154(1):233-242. doi:10.1016/j.tjnut.2023.11.015</w:t>
       </w:r>
     </w:p>
     <w:p>
@@ -15360,37 +14994,13 @@
           <w:i/>
           <w:iCs/>
         </w:rPr>
-        <w:t xml:space="preserve">Am J Clin </w:t>
-      </w:r>
-      <w:proofErr w:type="spellStart"/>
-      <w:r>
-        <w:rPr>
-          <w:rFonts w:ascii="Times New Roman" w:hAnsi="Times New Roman" w:cs="Times New Roman"/>
-          <w:i/>
-          <w:iCs/>
-        </w:rPr>
-        <w:t>Nutr</w:t>
-      </w:r>
-      <w:proofErr w:type="spellEnd"/>
-      <w:r>
-        <w:rPr>
-          <w:rFonts w:ascii="Times New Roman" w:hAnsi="Times New Roman" w:cs="Times New Roman"/>
-        </w:rPr>
-        <w:t xml:space="preserve">. 2024;119(3):850-861. </w:t>
-      </w:r>
-      <w:proofErr w:type="gramStart"/>
-      <w:r>
-        <w:rPr>
-          <w:rFonts w:ascii="Times New Roman" w:hAnsi="Times New Roman" w:cs="Times New Roman"/>
-        </w:rPr>
-        <w:t>doi:10.1016/j.ajcnut</w:t>
-      </w:r>
-      <w:proofErr w:type="gramEnd"/>
-      <w:r>
-        <w:rPr>
-          <w:rFonts w:ascii="Times New Roman" w:hAnsi="Times New Roman" w:cs="Times New Roman"/>
-        </w:rPr>
-        <w:t>.2023.12.019</w:t>
+        <w:t>Am J Clin Nutr</w:t>
+      </w:r>
+      <w:r>
+        <w:rPr>
+          <w:rFonts w:ascii="Times New Roman" w:hAnsi="Times New Roman" w:cs="Times New Roman"/>
+        </w:rPr>
+        <w:t>. 2024;119(3):850-861. doi:10.1016/j.ajcnut.2023.12.019</w:t>
       </w:r>
     </w:p>
     <w:p>
@@ -15454,37 +15064,13 @@
           <w:i/>
           <w:iCs/>
         </w:rPr>
-        <w:t xml:space="preserve">J </w:t>
-      </w:r>
-      <w:proofErr w:type="spellStart"/>
-      <w:r>
-        <w:rPr>
-          <w:rFonts w:ascii="Times New Roman" w:hAnsi="Times New Roman" w:cs="Times New Roman"/>
-          <w:i/>
-          <w:iCs/>
-        </w:rPr>
-        <w:t>Nutr</w:t>
-      </w:r>
-      <w:proofErr w:type="spellEnd"/>
-      <w:r>
-        <w:rPr>
-          <w:rFonts w:ascii="Times New Roman" w:hAnsi="Times New Roman" w:cs="Times New Roman"/>
-        </w:rPr>
-        <w:t xml:space="preserve">. 2024;154(8):2524-2533. </w:t>
-      </w:r>
-      <w:proofErr w:type="gramStart"/>
-      <w:r>
-        <w:rPr>
-          <w:rFonts w:ascii="Times New Roman" w:hAnsi="Times New Roman" w:cs="Times New Roman"/>
-        </w:rPr>
-        <w:t>doi:10.1016/j.tjnut</w:t>
-      </w:r>
-      <w:proofErr w:type="gramEnd"/>
-      <w:r>
-        <w:rPr>
-          <w:rFonts w:ascii="Times New Roman" w:hAnsi="Times New Roman" w:cs="Times New Roman"/>
-        </w:rPr>
-        <w:t>.2024.06.015</w:t>
+        <w:t>J Nutr</w:t>
+      </w:r>
+      <w:r>
+        <w:rPr>
+          <w:rFonts w:ascii="Times New Roman" w:hAnsi="Times New Roman" w:cs="Times New Roman"/>
+        </w:rPr>
+        <w:t>. 2024;154(8):2524-2533. doi:10.1016/j.tjnut.2024.06.015</w:t>
       </w:r>
     </w:p>
     <w:p>
@@ -15540,35 +15126,7 @@
           <w:rFonts w:ascii="Times New Roman" w:hAnsi="Times New Roman" w:cs="Times New Roman"/>
         </w:rPr>
         <w:tab/>
-        <w:t xml:space="preserve">Yates J, Deeney M, </w:t>
-      </w:r>
-      <w:proofErr w:type="spellStart"/>
-      <w:r>
-        <w:rPr>
-          <w:rFonts w:ascii="Times New Roman" w:hAnsi="Times New Roman" w:cs="Times New Roman"/>
-        </w:rPr>
-        <w:t>Rolker</w:t>
-      </w:r>
-      <w:proofErr w:type="spellEnd"/>
-      <w:r>
-        <w:rPr>
-          <w:rFonts w:ascii="Times New Roman" w:hAnsi="Times New Roman" w:cs="Times New Roman"/>
-        </w:rPr>
-        <w:t xml:space="preserve"> HB, White H, </w:t>
-      </w:r>
-      <w:proofErr w:type="spellStart"/>
-      <w:r>
-        <w:rPr>
-          <w:rFonts w:ascii="Times New Roman" w:hAnsi="Times New Roman" w:cs="Times New Roman"/>
-        </w:rPr>
-        <w:t>Kalamatianou</w:t>
-      </w:r>
-      <w:proofErr w:type="spellEnd"/>
-      <w:r>
-        <w:rPr>
-          <w:rFonts w:ascii="Times New Roman" w:hAnsi="Times New Roman" w:cs="Times New Roman"/>
-        </w:rPr>
-        <w:t xml:space="preserve"> S, Kadiyala S. A systematic scoping review of environmental, food security and health impacts of food system plastics. </w:t>
+        <w:t xml:space="preserve">Yates J, Deeney M, Rolker HB, White H, Kalamatianou S, Kadiyala S. A systematic scoping review of environmental, food security and health impacts of food system plastics. </w:t>
       </w:r>
       <w:r>
         <w:rPr>
@@ -15617,35 +15175,7 @@
         <w:rPr>
           <w:rFonts w:ascii="Times New Roman" w:hAnsi="Times New Roman" w:cs="Times New Roman"/>
         </w:rPr>
-        <w:t xml:space="preserve">. </w:t>
-      </w:r>
-      <w:proofErr w:type="gramStart"/>
-      <w:r>
-        <w:rPr>
-          <w:rFonts w:ascii="Times New Roman" w:hAnsi="Times New Roman" w:cs="Times New Roman"/>
-        </w:rPr>
-        <w:t>2019;131:105057</w:t>
-      </w:r>
-      <w:proofErr w:type="gramEnd"/>
-      <w:r>
-        <w:rPr>
-          <w:rFonts w:ascii="Times New Roman" w:hAnsi="Times New Roman" w:cs="Times New Roman"/>
-        </w:rPr>
-        <w:t xml:space="preserve">. </w:t>
-      </w:r>
-      <w:proofErr w:type="gramStart"/>
-      <w:r>
-        <w:rPr>
-          <w:rFonts w:ascii="Times New Roman" w:hAnsi="Times New Roman" w:cs="Times New Roman"/>
-        </w:rPr>
-        <w:t>doi:10.1016/j.envint</w:t>
-      </w:r>
-      <w:proofErr w:type="gramEnd"/>
-      <w:r>
-        <w:rPr>
-          <w:rFonts w:ascii="Times New Roman" w:hAnsi="Times New Roman" w:cs="Times New Roman"/>
-        </w:rPr>
-        <w:t>.2019.105057</w:t>
+        <w:t>. 2019;131:105057. doi:10.1016/j.envint.2019.105057</w:t>
       </w:r>
     </w:p>
     <w:p>
@@ -15659,6 +15189,7 @@
         <w:rPr>
           <w:rFonts w:ascii="Times New Roman" w:hAnsi="Times New Roman" w:cs="Times New Roman"/>
         </w:rPr>
+        <w:lastRenderedPageBreak/>
         <w:t>13.</w:t>
       </w:r>
       <w:r>
@@ -15666,20 +15197,7 @@
           <w:rFonts w:ascii="Times New Roman" w:hAnsi="Times New Roman" w:cs="Times New Roman"/>
         </w:rPr>
         <w:tab/>
-      </w:r>
-      <w:proofErr w:type="spellStart"/>
-      <w:r>
-        <w:rPr>
-          <w:rFonts w:ascii="Times New Roman" w:hAnsi="Times New Roman" w:cs="Times New Roman"/>
-        </w:rPr>
-        <w:t>Ziso</w:t>
-      </w:r>
-      <w:proofErr w:type="spellEnd"/>
-      <w:r>
-        <w:rPr>
-          <w:rFonts w:ascii="Times New Roman" w:hAnsi="Times New Roman" w:cs="Times New Roman"/>
-        </w:rPr>
-        <w:t xml:space="preserve"> D, Chun OK, Puglisi MJ. Increasing Access to Healthy Foods through Improving Food Environment: A Review of Mixed Methods Intervention Studies with Residents of Low-Income Communities. </w:t>
+        <w:t xml:space="preserve">Ziso D, Chun OK, Puglisi MJ. Increasing Access to Healthy Foods through Improving Food Environment: A Review of Mixed Methods Intervention Studies with Residents of Low-Income Communities. </w:t>
       </w:r>
       <w:r>
         <w:rPr>
@@ -15763,35 +15281,7 @@
         <w:rPr>
           <w:rFonts w:ascii="Times New Roman" w:hAnsi="Times New Roman" w:cs="Times New Roman"/>
         </w:rPr>
-        <w:t>. 2020;15(7</w:t>
-      </w:r>
-      <w:proofErr w:type="gramStart"/>
-      <w:r>
-        <w:rPr>
-          <w:rFonts w:ascii="Times New Roman" w:hAnsi="Times New Roman" w:cs="Times New Roman"/>
-        </w:rPr>
-        <w:t>):e</w:t>
-      </w:r>
-      <w:proofErr w:type="gramEnd"/>
-      <w:r>
-        <w:rPr>
-          <w:rFonts w:ascii="Times New Roman" w:hAnsi="Times New Roman" w:cs="Times New Roman"/>
-        </w:rPr>
-        <w:t xml:space="preserve">0236738. </w:t>
-      </w:r>
-      <w:proofErr w:type="gramStart"/>
-      <w:r>
-        <w:rPr>
-          <w:rFonts w:ascii="Times New Roman" w:hAnsi="Times New Roman" w:cs="Times New Roman"/>
-        </w:rPr>
-        <w:t>doi:10.1371/journal.pone</w:t>
-      </w:r>
-      <w:proofErr w:type="gramEnd"/>
-      <w:r>
-        <w:rPr>
-          <w:rFonts w:ascii="Times New Roman" w:hAnsi="Times New Roman" w:cs="Times New Roman"/>
-        </w:rPr>
-        <w:t>.0236738</w:t>
+        <w:t>. 2020;15(7):e0236738. doi:10.1371/journal.pone.0236738</w:t>
       </w:r>
     </w:p>
     <w:p>
@@ -15860,21 +15350,7 @@
         <w:rPr>
           <w:rFonts w:ascii="Times New Roman" w:hAnsi="Times New Roman" w:cs="Times New Roman"/>
         </w:rPr>
-        <w:t xml:space="preserve">. 2023;57(12):4984-4991. </w:t>
-      </w:r>
-      <w:proofErr w:type="gramStart"/>
-      <w:r>
-        <w:rPr>
-          <w:rFonts w:ascii="Times New Roman" w:hAnsi="Times New Roman" w:cs="Times New Roman"/>
-        </w:rPr>
-        <w:t>doi:10.1021/acs.est</w:t>
-      </w:r>
-      <w:proofErr w:type="gramEnd"/>
-      <w:r>
-        <w:rPr>
-          <w:rFonts w:ascii="Times New Roman" w:hAnsi="Times New Roman" w:cs="Times New Roman"/>
-        </w:rPr>
-        <w:t>.2c09390</w:t>
+        <w:t>. 2023;57(12):4984-4991. doi:10.1021/acs.est.2c09390</w:t>
       </w:r>
     </w:p>
     <w:p>
@@ -15897,57 +15373,19 @@
         <w:tab/>
         <w:t xml:space="preserve">Martínez Steele E, Khandpur N, da Costa Louzada ML, Monteiro CA. Association between dietary contribution of ultra-processed foods and urinary concentrations of phthalates and bisphenol in a nationally representative sample of the US population aged 6 years and older. </w:t>
       </w:r>
-      <w:proofErr w:type="spellStart"/>
       <w:r>
         <w:rPr>
           <w:rFonts w:ascii="Times New Roman" w:hAnsi="Times New Roman" w:cs="Times New Roman"/>
           <w:i/>
           <w:iCs/>
         </w:rPr>
-        <w:t>PloS</w:t>
-      </w:r>
-      <w:proofErr w:type="spellEnd"/>
-      <w:r>
-        <w:rPr>
-          <w:rFonts w:ascii="Times New Roman" w:hAnsi="Times New Roman" w:cs="Times New Roman"/>
-          <w:i/>
-          <w:iCs/>
-        </w:rPr>
-        <w:t xml:space="preserve"> One</w:t>
-      </w:r>
-      <w:r>
-        <w:rPr>
-          <w:rFonts w:ascii="Times New Roman" w:hAnsi="Times New Roman" w:cs="Times New Roman"/>
-        </w:rPr>
-        <w:t>. 2020;15(7</w:t>
-      </w:r>
-      <w:proofErr w:type="gramStart"/>
-      <w:r>
-        <w:rPr>
-          <w:rFonts w:ascii="Times New Roman" w:hAnsi="Times New Roman" w:cs="Times New Roman"/>
-        </w:rPr>
-        <w:t>):e</w:t>
-      </w:r>
-      <w:proofErr w:type="gramEnd"/>
-      <w:r>
-        <w:rPr>
-          <w:rFonts w:ascii="Times New Roman" w:hAnsi="Times New Roman" w:cs="Times New Roman"/>
-        </w:rPr>
-        <w:t xml:space="preserve">0236738. </w:t>
-      </w:r>
-      <w:proofErr w:type="gramStart"/>
-      <w:r>
-        <w:rPr>
-          <w:rFonts w:ascii="Times New Roman" w:hAnsi="Times New Roman" w:cs="Times New Roman"/>
-        </w:rPr>
-        <w:t>doi:10.1371/journal.pone</w:t>
-      </w:r>
-      <w:proofErr w:type="gramEnd"/>
-      <w:r>
-        <w:rPr>
-          <w:rFonts w:ascii="Times New Roman" w:hAnsi="Times New Roman" w:cs="Times New Roman"/>
-        </w:rPr>
-        <w:t>.0236738</w:t>
+        <w:t>PloS One</w:t>
+      </w:r>
+      <w:r>
+        <w:rPr>
+          <w:rFonts w:ascii="Times New Roman" w:hAnsi="Times New Roman" w:cs="Times New Roman"/>
+        </w:rPr>
+        <w:t>. 2020;15(7):e0236738. doi:10.1371/journal.pone.0236738</w:t>
       </w:r>
     </w:p>
     <w:p>
@@ -15976,18 +15414,8 @@
           <w:i/>
           <w:iCs/>
         </w:rPr>
-        <w:t xml:space="preserve">Environ Health </w:t>
-      </w:r>
-      <w:proofErr w:type="spellStart"/>
-      <w:r>
-        <w:rPr>
-          <w:rFonts w:ascii="Times New Roman" w:hAnsi="Times New Roman" w:cs="Times New Roman"/>
-          <w:i/>
-          <w:iCs/>
-        </w:rPr>
-        <w:t>Perspect</w:t>
-      </w:r>
-      <w:proofErr w:type="spellEnd"/>
+        <w:t>Environ Health Perspect</w:t>
+      </w:r>
       <w:r>
         <w:rPr>
           <w:rFonts w:ascii="Times New Roman" w:hAnsi="Times New Roman" w:cs="Times New Roman"/>
@@ -16137,6 +15565,7 @@
         <w:rPr>
           <w:rFonts w:ascii="Times New Roman" w:hAnsi="Times New Roman" w:cs="Times New Roman"/>
         </w:rPr>
+        <w:lastRenderedPageBreak/>
         <w:t>25.</w:t>
       </w:r>
       <w:r>
@@ -16173,18 +15602,8 @@
           <w:i/>
           <w:iCs/>
         </w:rPr>
-        <w:t xml:space="preserve">Environ Health </w:t>
-      </w:r>
-      <w:proofErr w:type="spellStart"/>
-      <w:r>
-        <w:rPr>
-          <w:rFonts w:ascii="Times New Roman" w:hAnsi="Times New Roman" w:cs="Times New Roman"/>
-          <w:i/>
-          <w:iCs/>
-        </w:rPr>
-        <w:t>Perspect</w:t>
-      </w:r>
-      <w:proofErr w:type="spellEnd"/>
+        <w:t>Environ Health Perspect</w:t>
+      </w:r>
       <w:r>
         <w:rPr>
           <w:rFonts w:ascii="Times New Roman" w:hAnsi="Times New Roman" w:cs="Times New Roman"/>
@@ -16231,21 +15650,7 @@
           <w:rFonts w:ascii="Times New Roman" w:hAnsi="Times New Roman" w:cs="Times New Roman"/>
         </w:rPr>
         <w:tab/>
-        <w:t>Hartle JC, Navas-</w:t>
-      </w:r>
-      <w:proofErr w:type="spellStart"/>
-      <w:r>
-        <w:rPr>
-          <w:rFonts w:ascii="Times New Roman" w:hAnsi="Times New Roman" w:cs="Times New Roman"/>
-        </w:rPr>
-        <w:t>Acien</w:t>
-      </w:r>
-      <w:proofErr w:type="spellEnd"/>
-      <w:r>
-        <w:rPr>
-          <w:rFonts w:ascii="Times New Roman" w:hAnsi="Times New Roman" w:cs="Times New Roman"/>
-        </w:rPr>
-        <w:t xml:space="preserve"> A, Lawrence RS. The consumption of canned food and beverages and urinary Bisphenol A concentrations in NHANES 2003-2008. </w:t>
+        <w:t xml:space="preserve">Hartle JC, Navas-Acien A, Lawrence RS. The consumption of canned food and beverages and urinary Bisphenol A concentrations in NHANES 2003-2008. </w:t>
       </w:r>
       <w:r>
         <w:rPr>
@@ -16259,35 +15664,7 @@
         <w:rPr>
           <w:rFonts w:ascii="Times New Roman" w:hAnsi="Times New Roman" w:cs="Times New Roman"/>
         </w:rPr>
-        <w:t xml:space="preserve">. </w:t>
-      </w:r>
-      <w:proofErr w:type="gramStart"/>
-      <w:r>
-        <w:rPr>
-          <w:rFonts w:ascii="Times New Roman" w:hAnsi="Times New Roman" w:cs="Times New Roman"/>
-        </w:rPr>
-        <w:t>2016;150:375</w:t>
-      </w:r>
-      <w:proofErr w:type="gramEnd"/>
-      <w:r>
-        <w:rPr>
-          <w:rFonts w:ascii="Times New Roman" w:hAnsi="Times New Roman" w:cs="Times New Roman"/>
-        </w:rPr>
-        <w:t xml:space="preserve">-382. </w:t>
-      </w:r>
-      <w:proofErr w:type="gramStart"/>
-      <w:r>
-        <w:rPr>
-          <w:rFonts w:ascii="Times New Roman" w:hAnsi="Times New Roman" w:cs="Times New Roman"/>
-        </w:rPr>
-        <w:t>doi:10.1016/j.envres</w:t>
-      </w:r>
-      <w:proofErr w:type="gramEnd"/>
-      <w:r>
-        <w:rPr>
-          <w:rFonts w:ascii="Times New Roman" w:hAnsi="Times New Roman" w:cs="Times New Roman"/>
-        </w:rPr>
-        <w:t>.2016.06.008</w:t>
+        <w:t>. 2016;150:375-382. doi:10.1016/j.envres.2016.06.008</w:t>
       </w:r>
     </w:p>
     <w:p>
